--- a/data/cvs/cv_63_Nscon_Network__Security___Consulting_Gmb__Senior__DevOps_Engineer___Consultant__m.docx
+++ b/data/cvs/cv_63_Nscon_Network__Security___Consulting_Gmb__Senior__DevOps_Engineer___Consultant__m.docx
@@ -86,7 +86,7 @@
         <w:rPr>
           <w:sz w:val="20"/>
         </w:rPr>
-        <w:t>Full Stack Developer and AI Engineer with a focus on automation and DevOps. I have experience building and maintaining full-stack applications, integrating APIs, and implementing AI-driven features. Proficient in Python, JavaScript, and cloud technologies, with a track record of successful projects at Copy Cat Group, including SAP API integration and AI-powered tender scraping. I excel in agile environments, collaborating with cross-functional teams to deliver scalable solutions.</w:t>
+        <w:t>Full Stack Developer and AI engineer with a focus on automation and data-driven solutions. I bring Python, JavaScript, and React expertise to build scalable applications, from REST APIs to responsive UIs. Currently, I'm leading full-stack development at Copy Cat Group, integrating SAP APIs with internal systems and building an AI-powered tender scraping pipeline.</w:t>
       </w:r>
     </w:p>
     <w:p>
@@ -119,7 +119,7 @@
         <w:rPr>
           <w:sz w:val="20"/>
         </w:rPr>
-        <w:t>Python, JavaScript, SQL, Bash, HTML, CSS</w:t>
+        <w:t>Python, JavaScript, SQL, PHP, Kotlin, Bash, HTML, CSS</w:t>
       </w:r>
     </w:p>
     <w:p>
@@ -173,7 +173,7 @@
         <w:rPr>
           <w:sz w:val="20"/>
         </w:rPr>
-        <w:t>Pandas, NumPy, Data Visualisation, Statistical Analysis</w:t>
+        <w:t>Pandas, NumPy, Excel, Data Visualisation, Statistical Analysis</w:t>
       </w:r>
     </w:p>
     <w:p>
@@ -191,7 +191,7 @@
         <w:rPr>
           <w:sz w:val="20"/>
         </w:rPr>
-        <w:t>Prompt Engineering, LLM Evaluation, Data Annotation, Dataset Structuring</w:t>
+        <w:t>Gemini API, Groq API, Prompt Engineering, LLM Evaluation, Data Annotation, Dataset Structuring</w:t>
       </w:r>
     </w:p>
     <w:p>
@@ -209,7 +209,7 @@
         <w:rPr>
           <w:sz w:val="20"/>
         </w:rPr>
-        <w:t>n8n, Playwright, Web Scraping, REST APIs, APScheduler</w:t>
+        <w:t>n8n, Playwright, APScheduler, Web Scraping, REST APIs</w:t>
       </w:r>
     </w:p>
     <w:p>
@@ -227,7 +227,7 @@
         <w:rPr>
           <w:sz w:val="20"/>
         </w:rPr>
-        <w:t>Git, GitHub, CI/CD, Docker, Oracle Cloud, Google Cloud Platform</w:t>
+        <w:t>Oracle Cloud, Google Cloud Platform, Git, GitHub, CI/CD, Docker</w:t>
       </w:r>
     </w:p>
     <w:p>
@@ -245,7 +245,7 @@
         <w:rPr>
           <w:sz w:val="20"/>
         </w:rPr>
-        <w:t>Implementierung, Verwaltung, Wartung, DevOps-Infrastrukturen, Konfiguration, Deployment, Skalierung, Container, Microservices, containerisierte Umgebung, Automatisierung, Test, Deploymentprozesse, Skripte, Netzwerk-Security-Automatisierung, Compliance-Anforderungen, SCRUM, Kanban, Problemanalysen, Troubleshooting, Debugging, Log-Auswertung, Incident-Management, Change-Management, Problemmanagement, ITIL, Dokumentationen, SOPs, Consultant, Beratung, Technologien, Implementierungen, Architektur</w:t>
+        <w:t>Kubernetes, Ansible, Terraform, Consul, NETCONF/RESTCONF, YANG, YAML, JSON, XML, REST-API, RPC, Postman, Swagger</w:t>
       </w:r>
     </w:p>
     <w:p>
@@ -263,7 +263,7 @@
         <w:rPr>
           <w:sz w:val="20"/>
         </w:rPr>
-        <w:t>Infrastrukturen, Projektleitung, Netzwerk-Security, Containerization, Kubernetes, Config-Management, Orchestration, Ansible, Terraform, Consul, IaC, Modelling Languages, NETCONF/RESTCONF, YANG, Datenformate, YAML, JSON, XML, API-Kenntnisse, REST-API, RPC, Postman, Swagger, Professional-Level, Lernbereitschaft, Offenheit, neue Technologien, Eigenmotivation, Qualitätsbewusstsein, Kunden-orientiert, ergebnisorientiert, Kommunikationsfähigkeiten, Deutsch, Englisch</w:t>
+        <w:t>SCRUM, Kanban, ITIL, Agile, DevOps, Microservices, Scripting, Network Security, Compliance, Consulting, Project Management, Troubleshooting, Debugging, Log Analysis</w:t>
       </w:r>
     </w:p>
     <w:p>
@@ -313,7 +313,7 @@
         <w:rPr>
           <w:sz w:val="20"/>
         </w:rPr>
-        <w:t>Integrating SAP APIs with an internal Credit Control System for automated OA and IT processes.</w:t>
+        <w:t>Leading the integration of SAP APIs with an internal Credit Control System, automating processes for OA and IT teams.</w:t>
       </w:r>
     </w:p>
     <w:p>
@@ -325,7 +325,7 @@
         <w:rPr>
           <w:sz w:val="20"/>
         </w:rPr>
-        <w:t>Designing and documenting system architecture, including Application, Data, Integration, and Security layers.</w:t>
+        <w:t>Designing and documenting enterprise architecture, including application, data, integration, and security layers.</w:t>
       </w:r>
     </w:p>
     <w:p>
@@ -337,19 +337,7 @@
         <w:rPr>
           <w:sz w:val="20"/>
         </w:rPr>
-        <w:t>Building an AI-powered tender scraping pipeline to automate tender discovery and processing.</w:t>
-      </w:r>
-    </w:p>
-    <w:p>
-      <w:pPr>
-        <w:pStyle w:val="ListBullet"/>
-        <w:spacing w:before="0" w:after="20"/>
-      </w:pPr>
-      <w:r>
-        <w:rPr>
-          <w:sz w:val="20"/>
-        </w:rPr>
-        <w:t>Developing an MVP Product Tracker to drive client-facing product initiatives from concept to delivery.</w:t>
+        <w:t>Building an AI-powered tender scraping pipeline, automating tender discovery and processing using agentic systems.</w:t>
       </w:r>
     </w:p>
     <w:p>
